--- a/downloads/intro-transcript-outro/22_T8.docx
+++ b/downloads/intro-transcript-outro/22_T8.docx
@@ -34,7 +34,15 @@
         <w:rPr>
           <w:color w:val="2EAF7D"/>
         </w:rPr>
-        <w:t xml:space="preserve">Financements, concours, moment de créer. Jean-Jacques et d’autres parlent d’aides anté-création : trop tôt, on ferme des portes.</w:t>
+        <w:t xml:space="preserve">Vous avez l’écosystème. Reste le temps de l’argent, et le moment de créer.</w:t>
+      </w:r>
+    </w:p>
+    <w:p>
+      <w:r>
+        <w:rPr>
+          <w:color w:val="2EAF7D"/>
+        </w:rPr>
+        <w:t xml:space="preserve">Les témoignages parlent d’aides avant la création, de concours, d’investisseurs. Écoutez surtout l’avertissement : certaines enveloppes sont anté-création. Une fois la société née, on n’y est plus éligible.</w:t>
       </w:r>
     </w:p>
     <w:p>
@@ -226,7 +234,23 @@
         <w:rPr>
           <w:color w:val="F48C2E"/>
         </w:rPr>
-        <w:t xml:space="preserve">La frise entendue dans la chorale prépare deux capsules : chaîne des financements, puis logique des investisseurs — encore à tourner pour partie.</w:t>
+        <w:t xml:space="preserve">La chorale vient de tracer une frise. Deux experts la déplient.</w:t>
+      </w:r>
+    </w:p>
+    <w:p>
+      <w:r>
+        <w:rPr>
+          <w:color w:val="F48C2E"/>
+        </w:rPr>
+        <w:t xml:space="preserve">D’abord la chaîne des financements, du laboratoire à l’usage — dilutif, non-dilutif, l’ordre autant que le montant.</w:t>
+      </w:r>
+    </w:p>
+    <w:p>
+      <w:r>
+        <w:rPr>
+          <w:color w:val="F48C2E"/>
+        </w:rPr>
+        <w:t xml:space="preserve">Puis ce que regardent les investisseurs : pas un article, une trajectoire de risques, une équipe, une PI.</w:t>
       </w:r>
     </w:p>
     <w:sectPr>

--- a/downloads/intro-transcript-outro/22_T8.docx
+++ b/downloads/intro-transcript-outro/22_T8.docx
@@ -24,7 +24,7 @@
       </w:pPr>
       <w:r>
         <w:rPr>
-          <w:color w:val="2EAF7D"/>
+          <w:color w:val="00AE69"/>
         </w:rPr>
         <w:t xml:space="preserve">Intro</w:t>
       </w:r>
@@ -32,7 +32,7 @@
     <w:p>
       <w:r>
         <w:rPr>
-          <w:color w:val="2EAF7D"/>
+          <w:color w:val="00AE69"/>
         </w:rPr>
         <w:t xml:space="preserve">Vous avez l’écosystème. Reste le temps de l’argent, et le moment de créer.</w:t>
       </w:r>
@@ -40,7 +40,7 @@
     <w:p>
       <w:r>
         <w:rPr>
-          <w:color w:val="2EAF7D"/>
+          <w:color w:val="00AE69"/>
         </w:rPr>
         <w:t xml:space="preserve">Les témoignages parlent d’aides avant la création, de concours, d’investisseurs. Écoutez surtout l’avertissement : certaines enveloppes sont anté-création. Une fois la société née, on n’y est plus éligible.</w:t>
       </w:r>
@@ -224,7 +224,7 @@
       </w:pPr>
       <w:r>
         <w:rPr>
-          <w:color w:val="F48C2E"/>
+          <w:color w:val="F0821A"/>
         </w:rPr>
         <w:t xml:space="preserve">Outro</w:t>
       </w:r>
@@ -232,7 +232,7 @@
     <w:p>
       <w:r>
         <w:rPr>
-          <w:color w:val="F48C2E"/>
+          <w:color w:val="F0821A"/>
         </w:rPr>
         <w:t xml:space="preserve">La chorale vient de tracer une frise. Deux experts la déplient.</w:t>
       </w:r>
@@ -240,7 +240,7 @@
     <w:p>
       <w:r>
         <w:rPr>
-          <w:color w:val="F48C2E"/>
+          <w:color w:val="F0821A"/>
         </w:rPr>
         <w:t xml:space="preserve">D’abord la chaîne des financements, du laboratoire à l’usage — dilutif, non-dilutif, l’ordre autant que le montant.</w:t>
       </w:r>
@@ -248,7 +248,7 @@
     <w:p>
       <w:r>
         <w:rPr>
-          <w:color w:val="F48C2E"/>
+          <w:color w:val="F0821A"/>
         </w:rPr>
         <w:t xml:space="preserve">Puis ce que regardent les investisseurs : pas un article, une trajectoire de risques, une équipe, une PI.</w:t>
       </w:r>
@@ -283,7 +283,7 @@
       <w:b/>
       <w:sz w:val="36"/>
       <w:szCs w:val="36"/>
-      <w:color w:val="580F45"/>
+      <w:color w:val="63003C"/>
     </w:rPr>
   </w:style>
   <w:style w:type="paragraph" w:styleId="Heading2">
@@ -299,7 +299,7 @@
       <w:b/>
       <w:sz w:val="26"/>
       <w:szCs w:val="26"/>
-      <w:color w:val="F48C2E"/>
+      <w:color w:val="F0821A"/>
     </w:rPr>
   </w:style>
 </w:styles>
